--- a/flow/20230914_vu_template/drafts/2023-11-u/08-СР-арх.Михаїла.docx
+++ b/flow/20230914_vu_template/drafts/2023-11-u/08-СР-арх.Михаїла.docx
@@ -4743,132 +4743,522 @@
     <w:p>
       <w:pPr>
         <w:pStyle w:val="Heading3"/>
-        <w:spacing w:after="120" w:before="0" w:lineRule="auto"/>
-        <w:jc w:val="center"/>
-        <w:rPr>
-          <w:rFonts w:ascii="Times New Roman" w:cs="Times New Roman" w:eastAsia="Times New Roman" w:hAnsi="Times New Roman"/>
-          <w:i w:val="1"/>
-          <w:color w:val="ff0000"/>
-          <w:sz w:val="24"/>
-          <w:szCs w:val="24"/>
-        </w:rPr>
-      </w:pPr>
-      <w:r>
-        <w:rPr>
-          <w:rFonts w:ascii="Times New Roman" w:cs="Times New Roman" w:eastAsia="Times New Roman" w:hAnsi="Times New Roman"/>
-          <w:i w:val="1"/>
-          <w:color w:val="ff0000"/>
-          <w:sz w:val="24"/>
-          <w:szCs w:val="24"/>
-          <w:rtl w:val="0"/>
-        </w:rPr>
-        <w:t xml:space="preserve">Прокімен</w:t>
-      </w:r>
-    </w:p>
-    <w:p>
-      <w:pPr>
-        <w:spacing w:after="120" w:lineRule="auto"/>
-        <w:jc w:val="center"/>
-        <w:rPr>
-          <w:rFonts w:ascii="Times New Roman" w:cs="Times New Roman" w:eastAsia="Times New Roman" w:hAnsi="Times New Roman"/>
-          <w:i w:val="1"/>
-          <w:color w:val="ff0000"/>
-          <w:sz w:val="24"/>
-          <w:szCs w:val="24"/>
-        </w:rPr>
-      </w:pPr>
-      <w:r>
-        <w:rPr>
-          <w:rFonts w:ascii="Times New Roman" w:cs="Times New Roman" w:eastAsia="Times New Roman" w:hAnsi="Times New Roman"/>
-          <w:i w:val="1"/>
-          <w:color w:val="ff0000"/>
-          <w:sz w:val="24"/>
-          <w:szCs w:val="24"/>
-          <w:rtl w:val="0"/>
-        </w:rPr>
-        <w:t xml:space="preserve">Псалом 133 (г. 8):</w:t>
-      </w:r>
-    </w:p>
-    <w:p>
-      <w:pPr>
-        <w:spacing w:after="120" w:lineRule="auto"/>
-        <w:jc w:val="both"/>
-        <w:rPr>
-          <w:rFonts w:ascii="Times New Roman" w:cs="Times New Roman" w:eastAsia="Times New Roman" w:hAnsi="Times New Roman"/>
-          <w:sz w:val="24"/>
-          <w:szCs w:val="24"/>
-        </w:rPr>
-      </w:pPr>
-      <w:r>
-        <w:rPr>
-          <w:rFonts w:ascii="Times New Roman" w:cs="Times New Roman" w:eastAsia="Times New Roman" w:hAnsi="Times New Roman"/>
-          <w:sz w:val="24"/>
-          <w:szCs w:val="24"/>
-          <w:rtl w:val="0"/>
-        </w:rPr>
-        <w:t xml:space="preserve">Благословіть нині Господа,* всі слуги Господні.</w:t>
-      </w:r>
-    </w:p>
-    <w:p>
-      <w:pPr>
-        <w:spacing w:after="120" w:lineRule="auto"/>
-        <w:jc w:val="both"/>
-        <w:rPr>
-          <w:rFonts w:ascii="Times New Roman" w:cs="Times New Roman" w:eastAsia="Times New Roman" w:hAnsi="Times New Roman"/>
-          <w:sz w:val="24"/>
-          <w:szCs w:val="24"/>
+      </w:pPr>
+      <w:r>
+        <w:rPr>
+          <w:rFonts w:ascii="Times New Roman" w:hAnsi="Times New Roman"/>
+          <w:b/>
+          <w:i/>
+          <w:color w:val="FF0000"/>
+        </w:rPr>
+        <w:t>Прокімен</w:t>
+      </w:r>
+    </w:p>
+    <w:p>
+      <w:pPr/>
+      <w:r>
+        <w:rPr>
+          <w:rFonts w:ascii="Times New Roman" w:hAnsi="Times New Roman"/>
+          <w:i/>
+          <w:color w:val="FF0000"/>
+          <w:sz w:val="24"/>
+        </w:rPr>
+        <w:t>Псалом</w:t>
+      </w:r>
+      <w:r>
+        <w:rPr>
+          <w:rFonts w:ascii="Times New Roman" w:hAnsi="Times New Roman"/>
+          <w:i/>
+          <w:color w:val="FF0000"/>
+          <w:sz w:val="24"/>
+        </w:rPr>
+        <w:t xml:space="preserve"> </w:t>
+      </w:r>
+      <w:r>
+        <w:rPr>
+          <w:rFonts w:ascii="Times New Roman" w:hAnsi="Times New Roman"/>
+          <w:i/>
+          <w:color w:val="FF0000"/>
+          <w:sz w:val="24"/>
+        </w:rPr>
+        <w:t>22</w:t>
+      </w:r>
+      <w:r>
+        <w:rPr>
+          <w:rFonts w:ascii="Times New Roman" w:hAnsi="Times New Roman"/>
+          <w:i/>
+          <w:color w:val="FF0000"/>
+          <w:sz w:val="24"/>
+        </w:rPr>
+        <w:t xml:space="preserve"> </w:t>
+      </w:r>
+      <w:r>
+        <w:rPr>
+          <w:rFonts w:ascii="Times New Roman" w:hAnsi="Times New Roman"/>
+          <w:i/>
+          <w:color w:val="FF0000"/>
+          <w:sz w:val="24"/>
+        </w:rPr>
+        <w:t>(г.</w:t>
+      </w:r>
+      <w:r>
+        <w:rPr>
+          <w:rFonts w:ascii="Times New Roman" w:hAnsi="Times New Roman"/>
+          <w:i/>
+          <w:color w:val="FF0000"/>
+          <w:sz w:val="24"/>
+        </w:rPr>
+        <w:t xml:space="preserve"> </w:t>
+      </w:r>
+      <w:r>
+        <w:rPr>
+          <w:rFonts w:ascii="Times New Roman" w:hAnsi="Times New Roman"/>
+          <w:i/>
+          <w:color w:val="FF0000"/>
+          <w:sz w:val="24"/>
+        </w:rPr>
+        <w:t>1):</w:t>
+      </w:r>
+    </w:p>
+    <w:p>
+      <w:pPr/>
+      <w:r>
+        <w:rPr>
+          <w:rFonts w:ascii="Times New Roman" w:hAnsi="Times New Roman"/>
+          <w:b/>
+          <w:color w:val="000000"/>
+          <w:sz w:val="24"/>
+        </w:rPr>
+        <w:t>Милість</w:t>
+      </w:r>
+      <w:r>
+        <w:rPr>
+          <w:rFonts w:ascii="Times New Roman" w:hAnsi="Times New Roman"/>
+          <w:b/>
+          <w:color w:val="000000"/>
+          <w:sz w:val="24"/>
+        </w:rPr>
+        <w:t xml:space="preserve"> </w:t>
+      </w:r>
+      <w:r>
+        <w:rPr>
+          <w:rFonts w:ascii="Times New Roman" w:hAnsi="Times New Roman"/>
+          <w:b/>
+          <w:color w:val="000000"/>
+          <w:sz w:val="24"/>
+        </w:rPr>
+        <w:t>твоя,</w:t>
+      </w:r>
+      <w:r>
+        <w:rPr>
+          <w:rFonts w:ascii="Times New Roman" w:hAnsi="Times New Roman"/>
+          <w:b/>
+          <w:color w:val="000000"/>
+          <w:sz w:val="24"/>
+        </w:rPr>
+        <w:t xml:space="preserve"> </w:t>
+      </w:r>
+      <w:r>
+        <w:rPr>
+          <w:rFonts w:ascii="Times New Roman" w:hAnsi="Times New Roman"/>
+          <w:b/>
+          <w:color w:val="000000"/>
+          <w:sz w:val="24"/>
+        </w:rPr>
+        <w:t>Господи,</w:t>
+      </w:r>
+      <w:r>
+        <w:rPr>
+          <w:rFonts w:ascii="Times New Roman" w:hAnsi="Times New Roman"/>
+          <w:b/>
+          <w:color w:val="000000"/>
+          <w:sz w:val="24"/>
+        </w:rPr>
+        <w:t xml:space="preserve"> </w:t>
+      </w:r>
+      <w:r>
+        <w:rPr>
+          <w:rFonts w:ascii="Times New Roman" w:hAnsi="Times New Roman"/>
+          <w:b/>
+          <w:color w:val="000000"/>
+          <w:sz w:val="24"/>
+        </w:rPr>
+        <w:t>буде</w:t>
+      </w:r>
+      <w:r>
+        <w:rPr>
+          <w:rFonts w:ascii="Times New Roman" w:hAnsi="Times New Roman"/>
+          <w:b/>
+          <w:color w:val="000000"/>
+          <w:sz w:val="24"/>
+        </w:rPr>
+        <w:t xml:space="preserve"> </w:t>
+      </w:r>
+      <w:r>
+        <w:rPr>
+          <w:rFonts w:ascii="Times New Roman" w:hAnsi="Times New Roman"/>
+          <w:b/>
+          <w:color w:val="000000"/>
+          <w:sz w:val="24"/>
+        </w:rPr>
+        <w:t>зі</w:t>
+      </w:r>
+      <w:r>
+        <w:rPr>
+          <w:rFonts w:ascii="Times New Roman" w:hAnsi="Times New Roman"/>
+          <w:b/>
+          <w:color w:val="000000"/>
+          <w:sz w:val="24"/>
+        </w:rPr>
+        <w:t xml:space="preserve"> </w:t>
+      </w:r>
+      <w:r>
+        <w:rPr>
+          <w:rFonts w:ascii="Times New Roman" w:hAnsi="Times New Roman"/>
+          <w:b/>
+          <w:color w:val="000000"/>
+          <w:sz w:val="24"/>
+        </w:rPr>
+        <w:t>мною*</w:t>
+      </w:r>
+      <w:r>
+        <w:rPr>
+          <w:rFonts w:ascii="Times New Roman" w:hAnsi="Times New Roman"/>
+          <w:b/>
+          <w:color w:val="000000"/>
+          <w:sz w:val="24"/>
+        </w:rPr>
+        <w:t xml:space="preserve"> </w:t>
+      </w:r>
+      <w:r>
+        <w:rPr>
+          <w:rFonts w:ascii="Times New Roman" w:hAnsi="Times New Roman"/>
+          <w:b/>
+          <w:color w:val="000000"/>
+          <w:sz w:val="24"/>
+        </w:rPr>
+        <w:t>по</w:t>
+      </w:r>
+      <w:r>
+        <w:rPr>
+          <w:rFonts w:ascii="Times New Roman" w:hAnsi="Times New Roman"/>
+          <w:b/>
+          <w:color w:val="000000"/>
+          <w:sz w:val="24"/>
+        </w:rPr>
+        <w:t xml:space="preserve"> </w:t>
+      </w:r>
+      <w:r>
+        <w:rPr>
+          <w:rFonts w:ascii="Times New Roman" w:hAnsi="Times New Roman"/>
+          <w:b/>
+          <w:color w:val="000000"/>
+          <w:sz w:val="24"/>
+        </w:rPr>
+        <w:t>всі</w:t>
+      </w:r>
+      <w:r>
+        <w:rPr>
+          <w:rFonts w:ascii="Times New Roman" w:hAnsi="Times New Roman"/>
+          <w:b/>
+          <w:color w:val="000000"/>
+          <w:sz w:val="24"/>
+        </w:rPr>
+        <w:t xml:space="preserve"> </w:t>
+      </w:r>
+      <w:r>
+        <w:rPr>
+          <w:rFonts w:ascii="Times New Roman" w:hAnsi="Times New Roman"/>
+          <w:b/>
+          <w:color w:val="000000"/>
+          <w:sz w:val="24"/>
+        </w:rPr>
+        <w:t>дні</w:t>
+      </w:r>
+      <w:r>
+        <w:rPr>
+          <w:rFonts w:ascii="Times New Roman" w:hAnsi="Times New Roman"/>
+          <w:b/>
+          <w:color w:val="000000"/>
+          <w:sz w:val="24"/>
+        </w:rPr>
+        <w:t xml:space="preserve"> </w:t>
+      </w:r>
+      <w:r>
+        <w:rPr>
+          <w:rFonts w:ascii="Times New Roman" w:hAnsi="Times New Roman"/>
+          <w:b/>
+          <w:color w:val="000000"/>
+          <w:sz w:val="24"/>
+        </w:rPr>
+        <w:t>життя</w:t>
+      </w:r>
+      <w:r>
+        <w:rPr>
+          <w:rFonts w:ascii="Times New Roman" w:hAnsi="Times New Roman"/>
+          <w:b/>
+          <w:color w:val="000000"/>
+          <w:sz w:val="24"/>
+        </w:rPr>
+        <w:t xml:space="preserve"> </w:t>
+      </w:r>
+      <w:r>
+        <w:rPr>
+          <w:rFonts w:ascii="Times New Roman" w:hAnsi="Times New Roman"/>
+          <w:b/>
+          <w:color w:val="000000"/>
+          <w:sz w:val="24"/>
+        </w:rPr>
+        <w:t>мого.</w:t>
+      </w:r>
+    </w:p>
+    <w:p>
+      <w:pPr/>
+      <w:r>
+        <w:rPr>
+          <w:rFonts w:ascii="Times New Roman" w:hAnsi="Times New Roman"/>
+          <w:i/>
+          <w:color w:val="FF0000"/>
+          <w:sz w:val="24"/>
+        </w:rPr>
+        <w:t>Стих:</w:t>
+      </w:r>
+      <w:r>
+        <w:rPr>
+          <w:rFonts w:ascii="Times New Roman" w:hAnsi="Times New Roman"/>
+          <w:i/>
+          <w:color w:val="000000"/>
+          <w:sz w:val="24"/>
+        </w:rPr>
+        <w:t xml:space="preserve"> </w:t>
+      </w:r>
+      <w:r>
+        <w:rPr>
+          <w:rFonts w:ascii="Times New Roman" w:hAnsi="Times New Roman"/>
+          <w:color w:val="000000"/>
+          <w:sz w:val="24"/>
           <w:u w:val="single"/>
         </w:rPr>
-      </w:pPr>
-      <w:r>
-        <w:rPr>
-          <w:rFonts w:ascii="Times New Roman" w:cs="Times New Roman" w:eastAsia="Times New Roman" w:hAnsi="Times New Roman"/>
-          <w:i w:val="1"/>
-          <w:color w:val="ff0000"/>
-          <w:sz w:val="24"/>
-          <w:szCs w:val="24"/>
-          <w:rtl w:val="0"/>
-        </w:rPr>
-        <w:t xml:space="preserve">Стих:</w:t>
-      </w:r>
-      <w:r>
-        <w:rPr>
-          <w:rFonts w:ascii="Times New Roman" w:cs="Times New Roman" w:eastAsia="Times New Roman" w:hAnsi="Times New Roman"/>
-          <w:i w:val="1"/>
-          <w:sz w:val="24"/>
-          <w:szCs w:val="24"/>
-          <w:rtl w:val="0"/>
+        <w:t>Господь</w:t>
+      </w:r>
+      <w:r>
+        <w:rPr>
+          <w:rFonts w:ascii="Times New Roman" w:hAnsi="Times New Roman"/>
+          <w:color w:val="000000"/>
+          <w:sz w:val="24"/>
+          <w:u w:val="single"/>
         </w:rPr>
         <w:t xml:space="preserve"> </w:t>
       </w:r>
       <w:r>
         <w:rPr>
-          <w:rFonts w:ascii="Times New Roman" w:cs="Times New Roman" w:eastAsia="Times New Roman" w:hAnsi="Times New Roman"/>
-          <w:sz w:val="24"/>
-          <w:szCs w:val="24"/>
+          <w:rFonts w:ascii="Times New Roman" w:hAnsi="Times New Roman"/>
+          <w:color w:val="000000"/>
+          <w:sz w:val="24"/>
           <w:u w:val="single"/>
-          <w:rtl w:val="0"/>
-        </w:rPr>
-        <w:t xml:space="preserve">Ви, що стоїте в храмі Господнім, у дворах дому Бога нашого.</w:t>
-      </w:r>
-    </w:p>
-    <w:p>
-      <w:pPr>
-        <w:spacing w:after="120" w:lineRule="auto"/>
-        <w:rPr>
-          <w:rFonts w:ascii="Times New Roman" w:cs="Times New Roman" w:eastAsia="Times New Roman" w:hAnsi="Times New Roman"/>
-          <w:i w:val="1"/>
-          <w:color w:val="ff0000"/>
-          <w:sz w:val="24"/>
-          <w:szCs w:val="24"/>
-        </w:rPr>
-      </w:pPr>
-      <w:r>
-        <w:rPr>
-          <w:rtl w:val="0"/>
-        </w:rPr>
-      </w:r>
-    </w:p>
+        </w:rPr>
+        <w:t>мій</w:t>
+      </w:r>
+      <w:r>
+        <w:rPr>
+          <w:rFonts w:ascii="Times New Roman" w:hAnsi="Times New Roman"/>
+          <w:color w:val="000000"/>
+          <w:sz w:val="24"/>
+          <w:u w:val="single"/>
+        </w:rPr>
+        <w:t xml:space="preserve"> </w:t>
+      </w:r>
+      <w:r>
+        <w:rPr>
+          <w:rFonts w:ascii="Times New Roman" w:hAnsi="Times New Roman"/>
+          <w:color w:val="000000"/>
+          <w:sz w:val="24"/>
+          <w:u w:val="single"/>
+        </w:rPr>
+        <w:t>пастир:</w:t>
+      </w:r>
+      <w:r>
+        <w:rPr>
+          <w:rFonts w:ascii="Times New Roman" w:hAnsi="Times New Roman"/>
+          <w:color w:val="000000"/>
+          <w:sz w:val="24"/>
+          <w:u w:val="single"/>
+        </w:rPr>
+        <w:t xml:space="preserve"> </w:t>
+      </w:r>
+      <w:r>
+        <w:rPr>
+          <w:rFonts w:ascii="Times New Roman" w:hAnsi="Times New Roman"/>
+          <w:color w:val="000000"/>
+          <w:sz w:val="24"/>
+          <w:u w:val="single"/>
+        </w:rPr>
+        <w:t>нічого</w:t>
+      </w:r>
+      <w:r>
+        <w:rPr>
+          <w:rFonts w:ascii="Times New Roman" w:hAnsi="Times New Roman"/>
+          <w:color w:val="000000"/>
+          <w:sz w:val="24"/>
+          <w:u w:val="single"/>
+        </w:rPr>
+        <w:t xml:space="preserve"> </w:t>
+      </w:r>
+      <w:r>
+        <w:rPr>
+          <w:rFonts w:ascii="Times New Roman" w:hAnsi="Times New Roman"/>
+          <w:color w:val="000000"/>
+          <w:sz w:val="24"/>
+          <w:u w:val="single"/>
+        </w:rPr>
+        <w:t>мені</w:t>
+      </w:r>
+      <w:r>
+        <w:rPr>
+          <w:rFonts w:ascii="Times New Roman" w:hAnsi="Times New Roman"/>
+          <w:color w:val="000000"/>
+          <w:sz w:val="24"/>
+          <w:u w:val="single"/>
+        </w:rPr>
+        <w:t xml:space="preserve"> </w:t>
+      </w:r>
+      <w:r>
+        <w:rPr>
+          <w:rFonts w:ascii="Times New Roman" w:hAnsi="Times New Roman"/>
+          <w:color w:val="000000"/>
+          <w:sz w:val="24"/>
+          <w:u w:val="single"/>
+        </w:rPr>
+        <w:t>не</w:t>
+      </w:r>
+      <w:r>
+        <w:rPr>
+          <w:rFonts w:ascii="Times New Roman" w:hAnsi="Times New Roman"/>
+          <w:color w:val="000000"/>
+          <w:sz w:val="24"/>
+          <w:u w:val="single"/>
+        </w:rPr>
+        <w:t xml:space="preserve"> </w:t>
+      </w:r>
+      <w:r>
+        <w:rPr>
+          <w:rFonts w:ascii="Times New Roman" w:hAnsi="Times New Roman"/>
+          <w:color w:val="000000"/>
+          <w:sz w:val="24"/>
+          <w:u w:val="single"/>
+        </w:rPr>
+        <w:t>бракуватиме;</w:t>
+      </w:r>
+      <w:r>
+        <w:rPr>
+          <w:rFonts w:ascii="Times New Roman" w:hAnsi="Times New Roman"/>
+          <w:color w:val="000000"/>
+          <w:sz w:val="24"/>
+          <w:u w:val="single"/>
+        </w:rPr>
+        <w:t xml:space="preserve"> </w:t>
+      </w:r>
+      <w:r>
+        <w:rPr>
+          <w:rFonts w:ascii="Times New Roman" w:hAnsi="Times New Roman"/>
+          <w:color w:val="000000"/>
+          <w:sz w:val="24"/>
+          <w:u w:val="single"/>
+        </w:rPr>
+        <w:t>на</w:t>
+      </w:r>
+      <w:r>
+        <w:rPr>
+          <w:rFonts w:ascii="Times New Roman" w:hAnsi="Times New Roman"/>
+          <w:color w:val="000000"/>
+          <w:sz w:val="24"/>
+          <w:u w:val="single"/>
+        </w:rPr>
+        <w:t xml:space="preserve"> </w:t>
+      </w:r>
+      <w:r>
+        <w:rPr>
+          <w:rFonts w:ascii="Times New Roman" w:hAnsi="Times New Roman"/>
+          <w:color w:val="000000"/>
+          <w:sz w:val="24"/>
+          <w:u w:val="single"/>
+        </w:rPr>
+        <w:t>зелених</w:t>
+      </w:r>
+      <w:r>
+        <w:rPr>
+          <w:rFonts w:ascii="Times New Roman" w:hAnsi="Times New Roman"/>
+          <w:color w:val="000000"/>
+          <w:sz w:val="24"/>
+          <w:u w:val="single"/>
+        </w:rPr>
+        <w:t xml:space="preserve"> </w:t>
+      </w:r>
+      <w:r>
+        <w:rPr>
+          <w:rFonts w:ascii="Times New Roman" w:hAnsi="Times New Roman"/>
+          <w:color w:val="000000"/>
+          <w:sz w:val="24"/>
+          <w:u w:val="single"/>
+        </w:rPr>
+        <w:t>пасовиськах</w:t>
+      </w:r>
+      <w:r>
+        <w:rPr>
+          <w:rFonts w:ascii="Times New Roman" w:hAnsi="Times New Roman"/>
+          <w:color w:val="000000"/>
+          <w:sz w:val="24"/>
+          <w:u w:val="single"/>
+        </w:rPr>
+        <w:t xml:space="preserve"> </w:t>
+      </w:r>
+      <w:r>
+        <w:rPr>
+          <w:rFonts w:ascii="Times New Roman" w:hAnsi="Times New Roman"/>
+          <w:color w:val="000000"/>
+          <w:sz w:val="24"/>
+          <w:u w:val="single"/>
+        </w:rPr>
+        <w:t>він</w:t>
+      </w:r>
+      <w:r>
+        <w:rPr>
+          <w:rFonts w:ascii="Times New Roman" w:hAnsi="Times New Roman"/>
+          <w:color w:val="000000"/>
+          <w:sz w:val="24"/>
+          <w:u w:val="single"/>
+        </w:rPr>
+        <w:t xml:space="preserve"> </w:t>
+      </w:r>
+      <w:r>
+        <w:rPr>
+          <w:rFonts w:ascii="Times New Roman" w:hAnsi="Times New Roman"/>
+          <w:color w:val="000000"/>
+          <w:sz w:val="24"/>
+          <w:u w:val="single"/>
+        </w:rPr>
+        <w:t>поселив</w:t>
+      </w:r>
+      <w:r>
+        <w:rPr>
+          <w:rFonts w:ascii="Times New Roman" w:hAnsi="Times New Roman"/>
+          <w:color w:val="000000"/>
+          <w:sz w:val="24"/>
+          <w:u w:val="single"/>
+        </w:rPr>
+        <w:t xml:space="preserve"> </w:t>
+      </w:r>
+      <w:r>
+        <w:rPr>
+          <w:rFonts w:ascii="Times New Roman" w:hAnsi="Times New Roman"/>
+          <w:color w:val="000000"/>
+          <w:sz w:val="24"/>
+          <w:u w:val="single"/>
+        </w:rPr>
+        <w:t>мене.</w:t>
+      </w:r>
+    </w:p>
+    <w:p/>
     <w:p>
       <w:pPr>
         <w:pStyle w:val="Heading3"/>

--- a/flow/20230914_vu_template/drafts/2023-11-u/08-СР-арх.Михаїла.docx
+++ b/flow/20230914_vu_template/drafts/2023-11-u/08-СР-арх.Михаїла.docx
@@ -4743,522 +4743,132 @@
     <w:p>
       <w:pPr>
         <w:pStyle w:val="Heading3"/>
-      </w:pPr>
-      <w:r>
-        <w:rPr>
-          <w:rFonts w:ascii="Times New Roman" w:hAnsi="Times New Roman"/>
-          <w:b/>
-          <w:i/>
-          <w:color w:val="FF0000"/>
-        </w:rPr>
-        <w:t>Прокімен</w:t>
-      </w:r>
-    </w:p>
-    <w:p>
-      <w:pPr/>
-      <w:r>
-        <w:rPr>
-          <w:rFonts w:ascii="Times New Roman" w:hAnsi="Times New Roman"/>
-          <w:i/>
-          <w:color w:val="FF0000"/>
-          <w:sz w:val="24"/>
-        </w:rPr>
-        <w:t>Псалом</w:t>
-      </w:r>
-      <w:r>
-        <w:rPr>
-          <w:rFonts w:ascii="Times New Roman" w:hAnsi="Times New Roman"/>
-          <w:i/>
-          <w:color w:val="FF0000"/>
-          <w:sz w:val="24"/>
+        <w:spacing w:after="120" w:before="0" w:lineRule="auto"/>
+        <w:jc w:val="center"/>
+        <w:rPr>
+          <w:rFonts w:ascii="Times New Roman" w:cs="Times New Roman" w:eastAsia="Times New Roman" w:hAnsi="Times New Roman"/>
+          <w:i w:val="1"/>
+          <w:color w:val="ff0000"/>
+          <w:sz w:val="24"/>
+          <w:szCs w:val="24"/>
+        </w:rPr>
+      </w:pPr>
+      <w:r>
+        <w:rPr>
+          <w:rFonts w:ascii="Times New Roman" w:cs="Times New Roman" w:eastAsia="Times New Roman" w:hAnsi="Times New Roman"/>
+          <w:i w:val="1"/>
+          <w:color w:val="ff0000"/>
+          <w:sz w:val="24"/>
+          <w:szCs w:val="24"/>
+          <w:rtl w:val="0"/>
+        </w:rPr>
+        <w:t xml:space="preserve">Прокімен</w:t>
+      </w:r>
+    </w:p>
+    <w:p>
+      <w:pPr>
+        <w:spacing w:after="120" w:lineRule="auto"/>
+        <w:jc w:val="center"/>
+        <w:rPr>
+          <w:rFonts w:ascii="Times New Roman" w:cs="Times New Roman" w:eastAsia="Times New Roman" w:hAnsi="Times New Roman"/>
+          <w:i w:val="1"/>
+          <w:color w:val="ff0000"/>
+          <w:sz w:val="24"/>
+          <w:szCs w:val="24"/>
+        </w:rPr>
+      </w:pPr>
+      <w:r>
+        <w:rPr>
+          <w:rFonts w:ascii="Times New Roman" w:cs="Times New Roman" w:eastAsia="Times New Roman" w:hAnsi="Times New Roman"/>
+          <w:i w:val="1"/>
+          <w:color w:val="ff0000"/>
+          <w:sz w:val="24"/>
+          <w:szCs w:val="24"/>
+          <w:rtl w:val="0"/>
+        </w:rPr>
+        <w:t xml:space="preserve">Псалом 133 (г. 8):</w:t>
+      </w:r>
+    </w:p>
+    <w:p>
+      <w:pPr>
+        <w:spacing w:after="120" w:lineRule="auto"/>
+        <w:jc w:val="both"/>
+        <w:rPr>
+          <w:rFonts w:ascii="Times New Roman" w:cs="Times New Roman" w:eastAsia="Times New Roman" w:hAnsi="Times New Roman"/>
+          <w:sz w:val="24"/>
+          <w:szCs w:val="24"/>
+        </w:rPr>
+      </w:pPr>
+      <w:r>
+        <w:rPr>
+          <w:rFonts w:ascii="Times New Roman" w:cs="Times New Roman" w:eastAsia="Times New Roman" w:hAnsi="Times New Roman"/>
+          <w:sz w:val="24"/>
+          <w:szCs w:val="24"/>
+          <w:rtl w:val="0"/>
+        </w:rPr>
+        <w:t xml:space="preserve">Благословіть нині Господа,* всі слуги Господні.</w:t>
+      </w:r>
+    </w:p>
+    <w:p>
+      <w:pPr>
+        <w:spacing w:after="120" w:lineRule="auto"/>
+        <w:jc w:val="both"/>
+        <w:rPr>
+          <w:rFonts w:ascii="Times New Roman" w:cs="Times New Roman" w:eastAsia="Times New Roman" w:hAnsi="Times New Roman"/>
+          <w:sz w:val="24"/>
+          <w:szCs w:val="24"/>
+          <w:u w:val="single"/>
+        </w:rPr>
+      </w:pPr>
+      <w:r>
+        <w:rPr>
+          <w:rFonts w:ascii="Times New Roman" w:cs="Times New Roman" w:eastAsia="Times New Roman" w:hAnsi="Times New Roman"/>
+          <w:i w:val="1"/>
+          <w:color w:val="ff0000"/>
+          <w:sz w:val="24"/>
+          <w:szCs w:val="24"/>
+          <w:rtl w:val="0"/>
+        </w:rPr>
+        <w:t xml:space="preserve">Стих:</w:t>
+      </w:r>
+      <w:r>
+        <w:rPr>
+          <w:rFonts w:ascii="Times New Roman" w:cs="Times New Roman" w:eastAsia="Times New Roman" w:hAnsi="Times New Roman"/>
+          <w:i w:val="1"/>
+          <w:sz w:val="24"/>
+          <w:szCs w:val="24"/>
+          <w:rtl w:val="0"/>
         </w:rPr>
         <w:t xml:space="preserve"> </w:t>
       </w:r>
       <w:r>
         <w:rPr>
-          <w:rFonts w:ascii="Times New Roman" w:hAnsi="Times New Roman"/>
-          <w:i/>
-          <w:color w:val="FF0000"/>
-          <w:sz w:val="24"/>
-        </w:rPr>
-        <w:t>22</w:t>
-      </w:r>
-      <w:r>
-        <w:rPr>
-          <w:rFonts w:ascii="Times New Roman" w:hAnsi="Times New Roman"/>
-          <w:i/>
-          <w:color w:val="FF0000"/>
-          <w:sz w:val="24"/>
-        </w:rPr>
-        <w:t xml:space="preserve"> </w:t>
-      </w:r>
-      <w:r>
-        <w:rPr>
-          <w:rFonts w:ascii="Times New Roman" w:hAnsi="Times New Roman"/>
-          <w:i/>
-          <w:color w:val="FF0000"/>
-          <w:sz w:val="24"/>
-        </w:rPr>
-        <w:t>(г.</w:t>
-      </w:r>
-      <w:r>
-        <w:rPr>
-          <w:rFonts w:ascii="Times New Roman" w:hAnsi="Times New Roman"/>
-          <w:i/>
-          <w:color w:val="FF0000"/>
-          <w:sz w:val="24"/>
-        </w:rPr>
-        <w:t xml:space="preserve"> </w:t>
-      </w:r>
-      <w:r>
-        <w:rPr>
-          <w:rFonts w:ascii="Times New Roman" w:hAnsi="Times New Roman"/>
-          <w:i/>
-          <w:color w:val="FF0000"/>
-          <w:sz w:val="24"/>
-        </w:rPr>
-        <w:t>1):</w:t>
-      </w:r>
-    </w:p>
-    <w:p>
-      <w:pPr/>
-      <w:r>
-        <w:rPr>
-          <w:rFonts w:ascii="Times New Roman" w:hAnsi="Times New Roman"/>
-          <w:b/>
-          <w:color w:val="000000"/>
-          <w:sz w:val="24"/>
-        </w:rPr>
-        <w:t>Милість</w:t>
-      </w:r>
-      <w:r>
-        <w:rPr>
-          <w:rFonts w:ascii="Times New Roman" w:hAnsi="Times New Roman"/>
-          <w:b/>
-          <w:color w:val="000000"/>
-          <w:sz w:val="24"/>
-        </w:rPr>
-        <w:t xml:space="preserve"> </w:t>
-      </w:r>
-      <w:r>
-        <w:rPr>
-          <w:rFonts w:ascii="Times New Roman" w:hAnsi="Times New Roman"/>
-          <w:b/>
-          <w:color w:val="000000"/>
-          <w:sz w:val="24"/>
-        </w:rPr>
-        <w:t>твоя,</w:t>
-      </w:r>
-      <w:r>
-        <w:rPr>
-          <w:rFonts w:ascii="Times New Roman" w:hAnsi="Times New Roman"/>
-          <w:b/>
-          <w:color w:val="000000"/>
-          <w:sz w:val="24"/>
-        </w:rPr>
-        <w:t xml:space="preserve"> </w:t>
-      </w:r>
-      <w:r>
-        <w:rPr>
-          <w:rFonts w:ascii="Times New Roman" w:hAnsi="Times New Roman"/>
-          <w:b/>
-          <w:color w:val="000000"/>
-          <w:sz w:val="24"/>
-        </w:rPr>
-        <w:t>Господи,</w:t>
-      </w:r>
-      <w:r>
-        <w:rPr>
-          <w:rFonts w:ascii="Times New Roman" w:hAnsi="Times New Roman"/>
-          <w:b/>
-          <w:color w:val="000000"/>
-          <w:sz w:val="24"/>
-        </w:rPr>
-        <w:t xml:space="preserve"> </w:t>
-      </w:r>
-      <w:r>
-        <w:rPr>
-          <w:rFonts w:ascii="Times New Roman" w:hAnsi="Times New Roman"/>
-          <w:b/>
-          <w:color w:val="000000"/>
-          <w:sz w:val="24"/>
-        </w:rPr>
-        <w:t>буде</w:t>
-      </w:r>
-      <w:r>
-        <w:rPr>
-          <w:rFonts w:ascii="Times New Roman" w:hAnsi="Times New Roman"/>
-          <w:b/>
-          <w:color w:val="000000"/>
-          <w:sz w:val="24"/>
-        </w:rPr>
-        <w:t xml:space="preserve"> </w:t>
-      </w:r>
-      <w:r>
-        <w:rPr>
-          <w:rFonts w:ascii="Times New Roman" w:hAnsi="Times New Roman"/>
-          <w:b/>
-          <w:color w:val="000000"/>
-          <w:sz w:val="24"/>
-        </w:rPr>
-        <w:t>зі</w:t>
-      </w:r>
-      <w:r>
-        <w:rPr>
-          <w:rFonts w:ascii="Times New Roman" w:hAnsi="Times New Roman"/>
-          <w:b/>
-          <w:color w:val="000000"/>
-          <w:sz w:val="24"/>
-        </w:rPr>
-        <w:t xml:space="preserve"> </w:t>
-      </w:r>
-      <w:r>
-        <w:rPr>
-          <w:rFonts w:ascii="Times New Roman" w:hAnsi="Times New Roman"/>
-          <w:b/>
-          <w:color w:val="000000"/>
-          <w:sz w:val="24"/>
-        </w:rPr>
-        <w:t>мною*</w:t>
-      </w:r>
-      <w:r>
-        <w:rPr>
-          <w:rFonts w:ascii="Times New Roman" w:hAnsi="Times New Roman"/>
-          <w:b/>
-          <w:color w:val="000000"/>
-          <w:sz w:val="24"/>
-        </w:rPr>
-        <w:t xml:space="preserve"> </w:t>
-      </w:r>
-      <w:r>
-        <w:rPr>
-          <w:rFonts w:ascii="Times New Roman" w:hAnsi="Times New Roman"/>
-          <w:b/>
-          <w:color w:val="000000"/>
-          <w:sz w:val="24"/>
-        </w:rPr>
-        <w:t>по</w:t>
-      </w:r>
-      <w:r>
-        <w:rPr>
-          <w:rFonts w:ascii="Times New Roman" w:hAnsi="Times New Roman"/>
-          <w:b/>
-          <w:color w:val="000000"/>
-          <w:sz w:val="24"/>
-        </w:rPr>
-        <w:t xml:space="preserve"> </w:t>
-      </w:r>
-      <w:r>
-        <w:rPr>
-          <w:rFonts w:ascii="Times New Roman" w:hAnsi="Times New Roman"/>
-          <w:b/>
-          <w:color w:val="000000"/>
-          <w:sz w:val="24"/>
-        </w:rPr>
-        <w:t>всі</w:t>
-      </w:r>
-      <w:r>
-        <w:rPr>
-          <w:rFonts w:ascii="Times New Roman" w:hAnsi="Times New Roman"/>
-          <w:b/>
-          <w:color w:val="000000"/>
-          <w:sz w:val="24"/>
-        </w:rPr>
-        <w:t xml:space="preserve"> </w:t>
-      </w:r>
-      <w:r>
-        <w:rPr>
-          <w:rFonts w:ascii="Times New Roman" w:hAnsi="Times New Roman"/>
-          <w:b/>
-          <w:color w:val="000000"/>
-          <w:sz w:val="24"/>
-        </w:rPr>
-        <w:t>дні</w:t>
-      </w:r>
-      <w:r>
-        <w:rPr>
-          <w:rFonts w:ascii="Times New Roman" w:hAnsi="Times New Roman"/>
-          <w:b/>
-          <w:color w:val="000000"/>
-          <w:sz w:val="24"/>
-        </w:rPr>
-        <w:t xml:space="preserve"> </w:t>
-      </w:r>
-      <w:r>
-        <w:rPr>
-          <w:rFonts w:ascii="Times New Roman" w:hAnsi="Times New Roman"/>
-          <w:b/>
-          <w:color w:val="000000"/>
-          <w:sz w:val="24"/>
-        </w:rPr>
-        <w:t>життя</w:t>
-      </w:r>
-      <w:r>
-        <w:rPr>
-          <w:rFonts w:ascii="Times New Roman" w:hAnsi="Times New Roman"/>
-          <w:b/>
-          <w:color w:val="000000"/>
-          <w:sz w:val="24"/>
-        </w:rPr>
-        <w:t xml:space="preserve"> </w:t>
-      </w:r>
-      <w:r>
-        <w:rPr>
-          <w:rFonts w:ascii="Times New Roman" w:hAnsi="Times New Roman"/>
-          <w:b/>
-          <w:color w:val="000000"/>
-          <w:sz w:val="24"/>
-        </w:rPr>
-        <w:t>мого.</w:t>
-      </w:r>
-    </w:p>
-    <w:p>
-      <w:pPr/>
-      <w:r>
-        <w:rPr>
-          <w:rFonts w:ascii="Times New Roman" w:hAnsi="Times New Roman"/>
-          <w:i/>
-          <w:color w:val="FF0000"/>
-          <w:sz w:val="24"/>
-        </w:rPr>
-        <w:t>Стих:</w:t>
-      </w:r>
-      <w:r>
-        <w:rPr>
-          <w:rFonts w:ascii="Times New Roman" w:hAnsi="Times New Roman"/>
-          <w:i/>
-          <w:color w:val="000000"/>
-          <w:sz w:val="24"/>
-        </w:rPr>
-        <w:t xml:space="preserve"> </w:t>
-      </w:r>
-      <w:r>
-        <w:rPr>
-          <w:rFonts w:ascii="Times New Roman" w:hAnsi="Times New Roman"/>
-          <w:color w:val="000000"/>
-          <w:sz w:val="24"/>
+          <w:rFonts w:ascii="Times New Roman" w:cs="Times New Roman" w:eastAsia="Times New Roman" w:hAnsi="Times New Roman"/>
+          <w:sz w:val="24"/>
+          <w:szCs w:val="24"/>
           <w:u w:val="single"/>
-        </w:rPr>
-        <w:t>Господь</w:t>
-      </w:r>
-      <w:r>
-        <w:rPr>
-          <w:rFonts w:ascii="Times New Roman" w:hAnsi="Times New Roman"/>
-          <w:color w:val="000000"/>
-          <w:sz w:val="24"/>
-          <w:u w:val="single"/>
-        </w:rPr>
-        <w:t xml:space="preserve"> </w:t>
-      </w:r>
-      <w:r>
-        <w:rPr>
-          <w:rFonts w:ascii="Times New Roman" w:hAnsi="Times New Roman"/>
-          <w:color w:val="000000"/>
-          <w:sz w:val="24"/>
-          <w:u w:val="single"/>
-        </w:rPr>
-        <w:t>мій</w:t>
-      </w:r>
-      <w:r>
-        <w:rPr>
-          <w:rFonts w:ascii="Times New Roman" w:hAnsi="Times New Roman"/>
-          <w:color w:val="000000"/>
-          <w:sz w:val="24"/>
-          <w:u w:val="single"/>
-        </w:rPr>
-        <w:t xml:space="preserve"> </w:t>
-      </w:r>
-      <w:r>
-        <w:rPr>
-          <w:rFonts w:ascii="Times New Roman" w:hAnsi="Times New Roman"/>
-          <w:color w:val="000000"/>
-          <w:sz w:val="24"/>
-          <w:u w:val="single"/>
-        </w:rPr>
-        <w:t>пастир:</w:t>
-      </w:r>
-      <w:r>
-        <w:rPr>
-          <w:rFonts w:ascii="Times New Roman" w:hAnsi="Times New Roman"/>
-          <w:color w:val="000000"/>
-          <w:sz w:val="24"/>
-          <w:u w:val="single"/>
-        </w:rPr>
-        <w:t xml:space="preserve"> </w:t>
-      </w:r>
-      <w:r>
-        <w:rPr>
-          <w:rFonts w:ascii="Times New Roman" w:hAnsi="Times New Roman"/>
-          <w:color w:val="000000"/>
-          <w:sz w:val="24"/>
-          <w:u w:val="single"/>
-        </w:rPr>
-        <w:t>нічого</w:t>
-      </w:r>
-      <w:r>
-        <w:rPr>
-          <w:rFonts w:ascii="Times New Roman" w:hAnsi="Times New Roman"/>
-          <w:color w:val="000000"/>
-          <w:sz w:val="24"/>
-          <w:u w:val="single"/>
-        </w:rPr>
-        <w:t xml:space="preserve"> </w:t>
-      </w:r>
-      <w:r>
-        <w:rPr>
-          <w:rFonts w:ascii="Times New Roman" w:hAnsi="Times New Roman"/>
-          <w:color w:val="000000"/>
-          <w:sz w:val="24"/>
-          <w:u w:val="single"/>
-        </w:rPr>
-        <w:t>мені</w:t>
-      </w:r>
-      <w:r>
-        <w:rPr>
-          <w:rFonts w:ascii="Times New Roman" w:hAnsi="Times New Roman"/>
-          <w:color w:val="000000"/>
-          <w:sz w:val="24"/>
-          <w:u w:val="single"/>
-        </w:rPr>
-        <w:t xml:space="preserve"> </w:t>
-      </w:r>
-      <w:r>
-        <w:rPr>
-          <w:rFonts w:ascii="Times New Roman" w:hAnsi="Times New Roman"/>
-          <w:color w:val="000000"/>
-          <w:sz w:val="24"/>
-          <w:u w:val="single"/>
-        </w:rPr>
-        <w:t>не</w:t>
-      </w:r>
-      <w:r>
-        <w:rPr>
-          <w:rFonts w:ascii="Times New Roman" w:hAnsi="Times New Roman"/>
-          <w:color w:val="000000"/>
-          <w:sz w:val="24"/>
-          <w:u w:val="single"/>
-        </w:rPr>
-        <w:t xml:space="preserve"> </w:t>
-      </w:r>
-      <w:r>
-        <w:rPr>
-          <w:rFonts w:ascii="Times New Roman" w:hAnsi="Times New Roman"/>
-          <w:color w:val="000000"/>
-          <w:sz w:val="24"/>
-          <w:u w:val="single"/>
-        </w:rPr>
-        <w:t>бракуватиме;</w:t>
-      </w:r>
-      <w:r>
-        <w:rPr>
-          <w:rFonts w:ascii="Times New Roman" w:hAnsi="Times New Roman"/>
-          <w:color w:val="000000"/>
-          <w:sz w:val="24"/>
-          <w:u w:val="single"/>
-        </w:rPr>
-        <w:t xml:space="preserve"> </w:t>
-      </w:r>
-      <w:r>
-        <w:rPr>
-          <w:rFonts w:ascii="Times New Roman" w:hAnsi="Times New Roman"/>
-          <w:color w:val="000000"/>
-          <w:sz w:val="24"/>
-          <w:u w:val="single"/>
-        </w:rPr>
-        <w:t>на</w:t>
-      </w:r>
-      <w:r>
-        <w:rPr>
-          <w:rFonts w:ascii="Times New Roman" w:hAnsi="Times New Roman"/>
-          <w:color w:val="000000"/>
-          <w:sz w:val="24"/>
-          <w:u w:val="single"/>
-        </w:rPr>
-        <w:t xml:space="preserve"> </w:t>
-      </w:r>
-      <w:r>
-        <w:rPr>
-          <w:rFonts w:ascii="Times New Roman" w:hAnsi="Times New Roman"/>
-          <w:color w:val="000000"/>
-          <w:sz w:val="24"/>
-          <w:u w:val="single"/>
-        </w:rPr>
-        <w:t>зелених</w:t>
-      </w:r>
-      <w:r>
-        <w:rPr>
-          <w:rFonts w:ascii="Times New Roman" w:hAnsi="Times New Roman"/>
-          <w:color w:val="000000"/>
-          <w:sz w:val="24"/>
-          <w:u w:val="single"/>
-        </w:rPr>
-        <w:t xml:space="preserve"> </w:t>
-      </w:r>
-      <w:r>
-        <w:rPr>
-          <w:rFonts w:ascii="Times New Roman" w:hAnsi="Times New Roman"/>
-          <w:color w:val="000000"/>
-          <w:sz w:val="24"/>
-          <w:u w:val="single"/>
-        </w:rPr>
-        <w:t>пасовиськах</w:t>
-      </w:r>
-      <w:r>
-        <w:rPr>
-          <w:rFonts w:ascii="Times New Roman" w:hAnsi="Times New Roman"/>
-          <w:color w:val="000000"/>
-          <w:sz w:val="24"/>
-          <w:u w:val="single"/>
-        </w:rPr>
-        <w:t xml:space="preserve"> </w:t>
-      </w:r>
-      <w:r>
-        <w:rPr>
-          <w:rFonts w:ascii="Times New Roman" w:hAnsi="Times New Roman"/>
-          <w:color w:val="000000"/>
-          <w:sz w:val="24"/>
-          <w:u w:val="single"/>
-        </w:rPr>
-        <w:t>він</w:t>
-      </w:r>
-      <w:r>
-        <w:rPr>
-          <w:rFonts w:ascii="Times New Roman" w:hAnsi="Times New Roman"/>
-          <w:color w:val="000000"/>
-          <w:sz w:val="24"/>
-          <w:u w:val="single"/>
-        </w:rPr>
-        <w:t xml:space="preserve"> </w:t>
-      </w:r>
-      <w:r>
-        <w:rPr>
-          <w:rFonts w:ascii="Times New Roman" w:hAnsi="Times New Roman"/>
-          <w:color w:val="000000"/>
-          <w:sz w:val="24"/>
-          <w:u w:val="single"/>
-        </w:rPr>
-        <w:t>поселив</w:t>
-      </w:r>
-      <w:r>
-        <w:rPr>
-          <w:rFonts w:ascii="Times New Roman" w:hAnsi="Times New Roman"/>
-          <w:color w:val="000000"/>
-          <w:sz w:val="24"/>
-          <w:u w:val="single"/>
-        </w:rPr>
-        <w:t xml:space="preserve"> </w:t>
-      </w:r>
-      <w:r>
-        <w:rPr>
-          <w:rFonts w:ascii="Times New Roman" w:hAnsi="Times New Roman"/>
-          <w:color w:val="000000"/>
-          <w:sz w:val="24"/>
-          <w:u w:val="single"/>
-        </w:rPr>
-        <w:t>мене.</w:t>
-      </w:r>
-    </w:p>
-    <w:p/>
+          <w:rtl w:val="0"/>
+        </w:rPr>
+        <w:t xml:space="preserve">Ви, що стоїте в храмі Господнім, у дворах дому Бога нашого.</w:t>
+      </w:r>
+    </w:p>
+    <w:p>
+      <w:pPr>
+        <w:spacing w:after="120" w:lineRule="auto"/>
+        <w:rPr>
+          <w:rFonts w:ascii="Times New Roman" w:cs="Times New Roman" w:eastAsia="Times New Roman" w:hAnsi="Times New Roman"/>
+          <w:i w:val="1"/>
+          <w:color w:val="ff0000"/>
+          <w:sz w:val="24"/>
+          <w:szCs w:val="24"/>
+        </w:rPr>
+      </w:pPr>
+      <w:r>
+        <w:rPr>
+          <w:rtl w:val="0"/>
+        </w:rPr>
+      </w:r>
+    </w:p>
     <w:p>
       <w:pPr>
         <w:pStyle w:val="Heading3"/>

--- a/flow/20230914_vu_template/drafts/2023-11-u/08-СР-арх.Михаїла.docx
+++ b/flow/20230914_vu_template/drafts/2023-11-u/08-СР-арх.Михаїла.docx
@@ -4,11 +4,21 @@
   <w:body>
     <w:p>
       <w:r>
+        <w:rPr>
+          <w:rFonts w:ascii="Times New Roman" w:hAnsi="Times New Roman"/>
+          <w:sz w:val="24"/>
+        </w:rPr>
         <w:t>Листопад 8 Середа</w:t>
       </w:r>
     </w:p>
     <w:p>
       <w:r>
+        <w:rPr>
+          <w:rFonts w:ascii="Times New Roman" w:hAnsi="Times New Roman"/>
+          <w:i/>
+          <w:color w:val="FF4400"/>
+          <w:sz w:val="24"/>
+        </w:rPr>
         <w:t>🕁 Собор святого архистратига Михаїла та інших безтілесних сил</w:t>
       </w:r>
     </w:p>
